--- a/fitness_and_training/dumbbell_barbell_bench_ratio/weight_ratio_worksheet.docx
+++ b/fitness_and_training/dumbbell_barbell_bench_ratio/weight_ratio_worksheet.docx
@@ -1,6 +1,6 @@
 
 <file path=word/document.xml><?xml version="1.0" encoding="utf-8"?>
-<w:document xmlns:wpc="http://schemas.microsoft.com/office/word/2010/wordprocessingCanvas" xmlns:cx="http://schemas.microsoft.com/office/drawing/2014/chartex" xmlns:cx1="http://schemas.microsoft.com/office/drawing/2015/9/8/chartex" xmlns:cx2="http://schemas.microsoft.com/office/drawing/2015/10/21/chartex" xmlns:cx3="http://schemas.microsoft.com/office/drawing/2016/5/9/chartex" xmlns:cx4="http://schemas.microsoft.com/office/drawing/2016/5/10/chartex" xmlns:cx5="http://schemas.microsoft.com/office/drawing/2016/5/11/chartex" xmlns:cx6="http://schemas.microsoft.com/office/drawing/2016/5/12/chartex" xmlns:cx7="http://schemas.microsoft.com/office/drawing/2016/5/13/chartex" xmlns:cx8="http://schemas.microsoft.com/office/drawing/2016/5/14/chartex" xmlns:mc="http://schemas.openxmlformats.org/markup-compatibility/2006" xmlns:aink="http://schemas.microsoft.com/office/drawing/2016/ink" xmlns:am3d="http://schemas.microsoft.com/office/drawing/2017/model3d" xmlns:o="urn:schemas-microsoft-com:office:office" xmlns:oel="http://schemas.microsoft.com/office/2019/extlst" xmlns:r="http://schemas.openxmlformats.org/officeDocument/2006/relationships" xmlns:m="http://schemas.openxmlformats.org/officeDocument/2006/math" xmlns:v="urn:schemas-microsoft-com:vml" xmlns:wp14="http://schemas.microsoft.com/office/word/2010/wordprocessingDrawing" xmlns:wp="http://schemas.openxmlformats.org/drawingml/2006/wordprocessingDrawing" xmlns:w10="urn:schemas-microsoft-com:office:word" xmlns:w="http://schemas.openxmlformats.org/wordprocessingml/2006/main" xmlns:w14="http://schemas.microsoft.com/office/word/2010/wordml" xmlns:w15="http://schemas.microsoft.com/office/word/2012/wordml" xmlns:w16cex="http://schemas.microsoft.com/office/word/2018/wordml/cex" xmlns:w16cid="http://schemas.microsoft.com/office/word/2016/wordml/cid" xmlns:w16="http://schemas.microsoft.com/office/word/2018/wordml" xmlns:w16sdtdh="http://schemas.microsoft.com/office/word/2020/wordml/sdtdatahash" xmlns:w16se="http://schemas.microsoft.com/office/word/2015/wordml/symex" xmlns:wpg="http://schemas.microsoft.com/office/word/2010/wordprocessingGroup" xmlns:wpi="http://schemas.microsoft.com/office/word/2010/wordprocessingInk" xmlns:wne="http://schemas.microsoft.com/office/word/2006/wordml" xmlns:wps="http://schemas.microsoft.com/office/word/2010/wordprocessingShape" mc:Ignorable="w14 w15 w16se w16cid w16 w16cex w16sdtdh wp14">
+<w:document xmlns:wpc="http://schemas.microsoft.com/office/word/2010/wordprocessingCanvas" xmlns:cx="http://schemas.microsoft.com/office/drawing/2014/chartex" xmlns:cx1="http://schemas.microsoft.com/office/drawing/2015/9/8/chartex" xmlns:mc="http://schemas.openxmlformats.org/markup-compatibility/2006" xmlns:o="urn:schemas-microsoft-com:office:office" xmlns:r="http://schemas.openxmlformats.org/officeDocument/2006/relationships" xmlns:m="http://schemas.openxmlformats.org/officeDocument/2006/math" xmlns:v="urn:schemas-microsoft-com:vml" xmlns:wp14="http://schemas.microsoft.com/office/word/2010/wordprocessingDrawing" xmlns:wp="http://schemas.openxmlformats.org/drawingml/2006/wordprocessingDrawing" xmlns:w10="urn:schemas-microsoft-com:office:word" xmlns:w="http://schemas.openxmlformats.org/wordprocessingml/2006/main" xmlns:w14="http://schemas.microsoft.com/office/word/2010/wordml" xmlns:w15="http://schemas.microsoft.com/office/word/2012/wordml" xmlns:w16se="http://schemas.microsoft.com/office/word/2015/wordml/symex" xmlns:wpg="http://schemas.microsoft.com/office/word/2010/wordprocessingGroup" xmlns:wpi="http://schemas.microsoft.com/office/word/2010/wordprocessingInk" xmlns:wne="http://schemas.microsoft.com/office/word/2006/wordml" xmlns:wps="http://schemas.microsoft.com/office/word/2010/wordprocessingShape" mc:Ignorable="w14 w15 w16se wp14">
   <w:body>
     <w:p>
       <w:pPr>
@@ -28,6 +28,371 @@
     </w:p>
     <w:p>
       <w:pPr>
+        <w:rPr>
+          <w:rFonts w:asciiTheme="minorHAnsi" w:eastAsia="Times New Roman" w:hAnsiTheme="minorHAnsi" w:cstheme="minorHAnsi"/>
+          <w:bCs/>
+          <w:color w:val="000000" w:themeColor="text1"/>
+          <w:sz w:val="20"/>
+          <w:szCs w:val="20"/>
+        </w:rPr>
+      </w:pPr>
+      <w:r>
+        <w:rPr>
+          <w:rFonts w:asciiTheme="minorHAnsi" w:eastAsia="Times New Roman" w:hAnsiTheme="minorHAnsi" w:cstheme="minorHAnsi"/>
+          <w:bCs/>
+          <w:color w:val="000000" w:themeColor="text1"/>
+          <w:sz w:val="20"/>
+          <w:szCs w:val="20"/>
+        </w:rPr>
+        <w:t>Weightlifters often use the bench press as a common benchmark for strength, but dumbbells require more balance and control because each arm has to stabilize its own weight. The dumbbell-to-barbell ratio summarizes whether dumbbell pressing is keeping up with barbell benching, or whether stabilization is limiting the dumbbells.</w:t>
+      </w:r>
+    </w:p>
+    <w:p>
+      <w:pPr>
+        <w:rPr>
+          <w:rFonts w:asciiTheme="minorHAnsi" w:eastAsia="Times New Roman" w:hAnsiTheme="minorHAnsi" w:cstheme="minorHAnsi"/>
+          <w:bCs/>
+          <w:color w:val="000000" w:themeColor="text1"/>
+          <w:sz w:val="20"/>
+          <w:szCs w:val="20"/>
+        </w:rPr>
+      </w:pPr>
+    </w:p>
+    <w:p>
+      <w:pPr>
+        <w:rPr>
+          <w:rFonts w:asciiTheme="minorHAnsi" w:eastAsia="Times New Roman" w:hAnsiTheme="minorHAnsi" w:cstheme="minorHAnsi"/>
+          <w:bCs/>
+          <w:color w:val="000000" w:themeColor="text1"/>
+          <w:sz w:val="20"/>
+          <w:szCs w:val="20"/>
+        </w:rPr>
+      </w:pPr>
+      <w:r>
+        <w:rPr>
+          <w:rFonts w:asciiTheme="minorHAnsi" w:eastAsia="Times New Roman" w:hAnsiTheme="minorHAnsi" w:cstheme="minorHAnsi"/>
+          <w:bCs/>
+          <w:color w:val="000000" w:themeColor="text1"/>
+          <w:sz w:val="20"/>
+          <w:szCs w:val="20"/>
+        </w:rPr>
+        <w:t>Flat dumbbell press is when the lifter lies on a flat bench with their arms positioned at roughly 45 degree angles, lifts two equal sized dumbbells, brings them back to the chest, and then presses them up. Barbell bench press is when the lifter lies on a bench and lifts a horizontal bar (the barbell) with equal weighted plates on both sides, lowering it to the chest and pressing it back up.</w:t>
+      </w:r>
+    </w:p>
+    <w:p>
+      <w:pPr>
+        <w:rPr>
+          <w:rFonts w:asciiTheme="minorHAnsi" w:eastAsia="Times New Roman" w:hAnsiTheme="minorHAnsi" w:cstheme="minorHAnsi"/>
+          <w:bCs/>
+          <w:color w:val="000000" w:themeColor="text1"/>
+          <w:sz w:val="20"/>
+          <w:szCs w:val="20"/>
+        </w:rPr>
+      </w:pPr>
+    </w:p>
+    <w:p>
+      <w:pPr>
+        <w:rPr>
+          <w:rFonts w:asciiTheme="minorHAnsi" w:eastAsia="Times New Roman" w:hAnsiTheme="minorHAnsi" w:cstheme="minorHAnsi"/>
+          <w:bCs/>
+          <w:color w:val="000000" w:themeColor="text1"/>
+          <w:sz w:val="20"/>
+          <w:szCs w:val="20"/>
+        </w:rPr>
+      </w:pPr>
+      <w:r>
+        <w:rPr>
+          <w:rFonts w:asciiTheme="minorHAnsi" w:eastAsia="Times New Roman" w:hAnsiTheme="minorHAnsi" w:cstheme="minorHAnsi"/>
+          <w:bCs/>
+          <w:color w:val="000000" w:themeColor="text1"/>
+          <w:sz w:val="20"/>
+          <w:szCs w:val="20"/>
+        </w:rPr>
+        <w:t>When calculating the ratio, the weight of one dumbbell is multiplied by two in order to account for the total weight lifted during a flat dumbbell press (since there are two dumbbells). You obtain the ratio by multiplying the weight of one dumbbell by 2 and dividing that total by the amount someone is able to barbell bench press.</w:t>
+      </w:r>
+      <w:r>
+        <w:rPr>
+          <w:rFonts w:asciiTheme="minorHAnsi" w:eastAsia="Times New Roman" w:hAnsiTheme="minorHAnsi" w:cstheme="minorHAnsi"/>
+          <w:bCs/>
+          <w:color w:val="000000" w:themeColor="text1"/>
+          <w:sz w:val="20"/>
+          <w:szCs w:val="20"/>
+        </w:rPr>
+        <w:t xml:space="preserve"> </w:t>
+      </w:r>
+    </w:p>
+    <w:p>
+      <w:pPr>
+        <w:rPr>
+          <w:rFonts w:asciiTheme="minorHAnsi" w:eastAsia="Times New Roman" w:hAnsiTheme="minorHAnsi" w:cstheme="minorHAnsi"/>
+          <w:bCs/>
+          <w:color w:val="000000" w:themeColor="text1"/>
+          <w:sz w:val="20"/>
+          <w:szCs w:val="20"/>
+        </w:rPr>
+      </w:pPr>
+    </w:p>
+    <w:p>
+      <w:pPr>
+        <w:rPr>
+          <w:rFonts w:asciiTheme="minorHAnsi" w:eastAsia="Times New Roman" w:hAnsiTheme="minorHAnsi" w:cstheme="minorHAnsi"/>
+          <w:bCs/>
+          <w:color w:val="000000" w:themeColor="text1"/>
+          <w:sz w:val="20"/>
+          <w:szCs w:val="20"/>
+        </w:rPr>
+      </w:pPr>
+      <w:r>
+        <w:rPr>
+          <w:rFonts w:asciiTheme="minorHAnsi" w:eastAsia="Times New Roman" w:hAnsiTheme="minorHAnsi" w:cstheme="minorHAnsi"/>
+          <w:bCs/>
+          <w:color w:val="000000" w:themeColor="text1"/>
+          <w:sz w:val="20"/>
+          <w:szCs w:val="20"/>
+        </w:rPr>
+        <w:t>A low dumbbell-to-barbell ratio can suggest that balance and control are holding back the dumbbell press, meaning the stabilizing muscles (and coordination) may be a limiting factor. A high ratio can suggest the opposite issue: the barbell bench may be lagging due to less practice, discomfort, or inconsistent technique/range of motion, making the dumbbell numbers look unusually close to the barbell.</w:t>
+      </w:r>
+    </w:p>
+    <w:p>
+      <w:pPr>
+        <w:rPr>
+          <w:rFonts w:asciiTheme="minorHAnsi" w:eastAsia="Times New Roman" w:hAnsiTheme="minorHAnsi" w:cstheme="minorHAnsi"/>
+          <w:bCs/>
+          <w:color w:val="000000" w:themeColor="text1"/>
+          <w:sz w:val="20"/>
+          <w:szCs w:val="20"/>
+        </w:rPr>
+      </w:pPr>
+    </w:p>
+    <w:p>
+      <w:pPr>
+        <w:rPr>
+          <w:rFonts w:asciiTheme="minorHAnsi" w:eastAsia="Times New Roman" w:hAnsiTheme="minorHAnsi" w:cstheme="minorHAnsi"/>
+          <w:bCs/>
+          <w:color w:val="000000" w:themeColor="text1"/>
+          <w:sz w:val="20"/>
+          <w:szCs w:val="20"/>
+        </w:rPr>
+      </w:pPr>
+      <w:r>
+        <w:rPr>
+          <w:rFonts w:asciiTheme="minorHAnsi" w:eastAsia="Times New Roman" w:hAnsiTheme="minorHAnsi" w:cstheme="minorHAnsi"/>
+          <w:bCs/>
+          <w:color w:val="000000" w:themeColor="text1"/>
+          <w:sz w:val="20"/>
+          <w:szCs w:val="20"/>
+        </w:rPr>
+        <w:t xml:space="preserve">For example, say Melissa is able to flat dumbbell </w:t>
+      </w:r>
+      <w:proofErr w:type="gramStart"/>
+      <w:r>
+        <w:rPr>
+          <w:rFonts w:asciiTheme="minorHAnsi" w:eastAsia="Times New Roman" w:hAnsiTheme="minorHAnsi" w:cstheme="minorHAnsi"/>
+          <w:bCs/>
+          <w:color w:val="000000" w:themeColor="text1"/>
+          <w:sz w:val="20"/>
+          <w:szCs w:val="20"/>
+        </w:rPr>
+        <w:t>press</w:t>
+      </w:r>
+      <w:proofErr w:type="gramEnd"/>
+      <w:r>
+        <w:rPr>
+          <w:rFonts w:asciiTheme="minorHAnsi" w:eastAsia="Times New Roman" w:hAnsiTheme="minorHAnsi" w:cstheme="minorHAnsi"/>
+          <w:bCs/>
+          <w:color w:val="000000" w:themeColor="text1"/>
+          <w:sz w:val="20"/>
+          <w:szCs w:val="20"/>
+        </w:rPr>
+        <w:t xml:space="preserve"> two </w:t>
+      </w:r>
+      <w:r>
+        <w:rPr>
+          <w:rFonts w:asciiTheme="minorHAnsi" w:eastAsia="Times New Roman" w:hAnsiTheme="minorHAnsi" w:cstheme="minorHAnsi"/>
+          <w:bCs/>
+          <w:color w:val="000000" w:themeColor="text1"/>
+          <w:sz w:val="20"/>
+          <w:szCs w:val="20"/>
+        </w:rPr>
+        <w:t>30</w:t>
+      </w:r>
+      <w:r>
+        <w:rPr>
+          <w:rFonts w:asciiTheme="minorHAnsi" w:eastAsia="Times New Roman" w:hAnsiTheme="minorHAnsi" w:cstheme="minorHAnsi"/>
+          <w:bCs/>
+          <w:color w:val="000000" w:themeColor="text1"/>
+          <w:sz w:val="20"/>
+          <w:szCs w:val="20"/>
+        </w:rPr>
+        <w:t xml:space="preserve"> </w:t>
+      </w:r>
+      <w:proofErr w:type="spellStart"/>
+      <w:r>
+        <w:rPr>
+          <w:rFonts w:asciiTheme="minorHAnsi" w:eastAsia="Times New Roman" w:hAnsiTheme="minorHAnsi" w:cstheme="minorHAnsi"/>
+          <w:bCs/>
+          <w:color w:val="000000" w:themeColor="text1"/>
+          <w:sz w:val="20"/>
+          <w:szCs w:val="20"/>
+        </w:rPr>
+        <w:t>lb</w:t>
+      </w:r>
+      <w:proofErr w:type="spellEnd"/>
+      <w:r>
+        <w:rPr>
+          <w:rFonts w:asciiTheme="minorHAnsi" w:eastAsia="Times New Roman" w:hAnsiTheme="minorHAnsi" w:cstheme="minorHAnsi"/>
+          <w:bCs/>
+          <w:color w:val="000000" w:themeColor="text1"/>
+          <w:sz w:val="20"/>
+          <w:szCs w:val="20"/>
+        </w:rPr>
+        <w:t xml:space="preserve"> dumbbells. The total amount she can flat dumbbell press is </w:t>
+      </w:r>
+      <w:r>
+        <w:rPr>
+          <w:rFonts w:asciiTheme="minorHAnsi" w:eastAsia="Times New Roman" w:hAnsiTheme="minorHAnsi" w:cstheme="minorHAnsi"/>
+          <w:bCs/>
+          <w:color w:val="000000" w:themeColor="text1"/>
+          <w:sz w:val="20"/>
+          <w:szCs w:val="20"/>
+        </w:rPr>
+        <w:t>3</w:t>
+      </w:r>
+      <w:r>
+        <w:rPr>
+          <w:rFonts w:asciiTheme="minorHAnsi" w:eastAsia="Times New Roman" w:hAnsiTheme="minorHAnsi" w:cstheme="minorHAnsi"/>
+          <w:bCs/>
+          <w:color w:val="000000" w:themeColor="text1"/>
+          <w:sz w:val="20"/>
+          <w:szCs w:val="20"/>
+        </w:rPr>
+        <w:t xml:space="preserve">0 </w:t>
+      </w:r>
+      <w:proofErr w:type="spellStart"/>
+      <w:r>
+        <w:rPr>
+          <w:rFonts w:asciiTheme="minorHAnsi" w:eastAsia="Times New Roman" w:hAnsiTheme="minorHAnsi" w:cstheme="minorHAnsi"/>
+          <w:bCs/>
+          <w:color w:val="000000" w:themeColor="text1"/>
+          <w:sz w:val="20"/>
+          <w:szCs w:val="20"/>
+        </w:rPr>
+        <w:t>lbs</w:t>
+      </w:r>
+      <w:proofErr w:type="spellEnd"/>
+      <w:r>
+        <w:rPr>
+          <w:rFonts w:asciiTheme="minorHAnsi" w:eastAsia="Times New Roman" w:hAnsiTheme="minorHAnsi" w:cstheme="minorHAnsi"/>
+          <w:bCs/>
+          <w:color w:val="000000" w:themeColor="text1"/>
+          <w:sz w:val="20"/>
+          <w:szCs w:val="20"/>
+        </w:rPr>
+        <w:t xml:space="preserve"> (one dumbbell for each arm). On barbell bench press, she can lift </w:t>
+      </w:r>
+      <w:r>
+        <w:rPr>
+          <w:rFonts w:asciiTheme="minorHAnsi" w:eastAsia="Times New Roman" w:hAnsiTheme="minorHAnsi" w:cstheme="minorHAnsi"/>
+          <w:bCs/>
+          <w:color w:val="000000" w:themeColor="text1"/>
+          <w:sz w:val="20"/>
+          <w:szCs w:val="20"/>
+        </w:rPr>
+        <w:t>75</w:t>
+      </w:r>
+      <w:r>
+        <w:rPr>
+          <w:rFonts w:asciiTheme="minorHAnsi" w:eastAsia="Times New Roman" w:hAnsiTheme="minorHAnsi" w:cstheme="minorHAnsi"/>
+          <w:bCs/>
+          <w:color w:val="000000" w:themeColor="text1"/>
+          <w:sz w:val="20"/>
+          <w:szCs w:val="20"/>
+        </w:rPr>
+        <w:t xml:space="preserve"> lbs. Her ratio would be calculated by dividing flat dumbbell press by barbell bench press (</w:t>
+      </w:r>
+      <w:r>
+        <w:rPr>
+          <w:rFonts w:asciiTheme="minorHAnsi" w:eastAsia="Times New Roman" w:hAnsiTheme="minorHAnsi" w:cstheme="minorHAnsi"/>
+          <w:bCs/>
+          <w:color w:val="000000" w:themeColor="text1"/>
+          <w:sz w:val="20"/>
+          <w:szCs w:val="20"/>
+        </w:rPr>
+        <w:t>6</w:t>
+      </w:r>
+      <w:r>
+        <w:rPr>
+          <w:rFonts w:asciiTheme="minorHAnsi" w:eastAsia="Times New Roman" w:hAnsiTheme="minorHAnsi" w:cstheme="minorHAnsi"/>
+          <w:bCs/>
+          <w:color w:val="000000" w:themeColor="text1"/>
+          <w:sz w:val="20"/>
+          <w:szCs w:val="20"/>
+        </w:rPr>
+        <w:t>0/</w:t>
+      </w:r>
+      <w:r>
+        <w:rPr>
+          <w:rFonts w:asciiTheme="minorHAnsi" w:eastAsia="Times New Roman" w:hAnsiTheme="minorHAnsi" w:cstheme="minorHAnsi"/>
+          <w:bCs/>
+          <w:color w:val="000000" w:themeColor="text1"/>
+          <w:sz w:val="20"/>
+          <w:szCs w:val="20"/>
+        </w:rPr>
+        <w:t>75</w:t>
+      </w:r>
+      <w:r>
+        <w:rPr>
+          <w:rFonts w:asciiTheme="minorHAnsi" w:eastAsia="Times New Roman" w:hAnsiTheme="minorHAnsi" w:cstheme="minorHAnsi"/>
+          <w:bCs/>
+          <w:color w:val="000000" w:themeColor="text1"/>
+          <w:sz w:val="20"/>
+          <w:szCs w:val="20"/>
+        </w:rPr>
+        <w:t>) which equals 0.</w:t>
+      </w:r>
+      <w:r>
+        <w:rPr>
+          <w:rFonts w:asciiTheme="minorHAnsi" w:eastAsia="Times New Roman" w:hAnsiTheme="minorHAnsi" w:cstheme="minorHAnsi"/>
+          <w:bCs/>
+          <w:color w:val="000000" w:themeColor="text1"/>
+          <w:sz w:val="20"/>
+          <w:szCs w:val="20"/>
+        </w:rPr>
+        <w:t>8</w:t>
+      </w:r>
+      <w:r>
+        <w:rPr>
+          <w:rFonts w:asciiTheme="minorHAnsi" w:eastAsia="Times New Roman" w:hAnsiTheme="minorHAnsi" w:cstheme="minorHAnsi"/>
+          <w:bCs/>
+          <w:color w:val="000000" w:themeColor="text1"/>
+          <w:sz w:val="20"/>
+          <w:szCs w:val="20"/>
+        </w:rPr>
+        <w:t xml:space="preserve">, meaning that Melissa can lift two dumbbells up to </w:t>
+      </w:r>
+      <w:r>
+        <w:rPr>
+          <w:rFonts w:asciiTheme="minorHAnsi" w:eastAsia="Times New Roman" w:hAnsiTheme="minorHAnsi" w:cstheme="minorHAnsi"/>
+          <w:bCs/>
+          <w:color w:val="000000" w:themeColor="text1"/>
+          <w:sz w:val="20"/>
+          <w:szCs w:val="20"/>
+        </w:rPr>
+        <w:t>80</w:t>
+      </w:r>
+      <w:r>
+        <w:rPr>
+          <w:rFonts w:asciiTheme="minorHAnsi" w:eastAsia="Times New Roman" w:hAnsiTheme="minorHAnsi" w:cstheme="minorHAnsi"/>
+          <w:bCs/>
+          <w:color w:val="000000" w:themeColor="text1"/>
+          <w:sz w:val="20"/>
+          <w:szCs w:val="20"/>
+        </w:rPr>
+        <w:t>% as heavy as she can bench press the barbell.</w:t>
+      </w:r>
+    </w:p>
+    <w:p>
+      <w:pPr>
         <w:pStyle w:val="NormalWeb"/>
         <w:rPr>
           <w:rFonts w:asciiTheme="minorHAnsi" w:hAnsiTheme="minorHAnsi" w:cstheme="minorHAnsi"/>
@@ -41,159 +406,19 @@
       <w:r>
         <w:rPr>
           <w:rFonts w:asciiTheme="minorHAnsi" w:hAnsiTheme="minorHAnsi" w:cstheme="minorHAnsi"/>
-          <w:b/>
-          <w:bCs/>
-          <w:color w:val="000000" w:themeColor="text1"/>
-          <w:sz w:val="20"/>
-          <w:szCs w:val="20"/>
-        </w:rPr>
-        <w:t>Many weightlifters wish to track the ratio between the weight they use for flat dumbbell press compared to barbell bench press.</w:t>
-      </w:r>
-    </w:p>
-    <w:p>
-      <w:pPr>
-        <w:pStyle w:val="NormalWeb"/>
-        <w:rPr>
-          <w:rFonts w:asciiTheme="minorHAnsi" w:hAnsiTheme="minorHAnsi" w:cstheme="minorHAnsi"/>
-          <w:color w:val="000000" w:themeColor="text1"/>
-          <w:sz w:val="20"/>
-          <w:szCs w:val="20"/>
-        </w:rPr>
-      </w:pPr>
-      <w:r>
-        <w:rPr>
-          <w:rFonts w:asciiTheme="minorHAnsi" w:hAnsiTheme="minorHAnsi" w:cstheme="minorHAnsi"/>
-          <w:color w:val="000000" w:themeColor="text1"/>
-          <w:sz w:val="20"/>
-          <w:szCs w:val="20"/>
-        </w:rPr>
-        <w:t xml:space="preserve"> A </w:t>
-      </w:r>
-      <w:r>
-        <w:rPr>
-          <w:rFonts w:asciiTheme="minorHAnsi" w:hAnsiTheme="minorHAnsi" w:cstheme="minorHAnsi"/>
-          <w:b/>
-          <w:bCs/>
-          <w:color w:val="000000" w:themeColor="text1"/>
-          <w:sz w:val="20"/>
-          <w:szCs w:val="20"/>
-        </w:rPr>
-        <w:t>dumbbell</w:t>
-      </w:r>
-      <w:r>
-        <w:rPr>
-          <w:rFonts w:asciiTheme="minorHAnsi" w:hAnsiTheme="minorHAnsi" w:cstheme="minorHAnsi"/>
-          <w:color w:val="000000" w:themeColor="text1"/>
-          <w:sz w:val="20"/>
-          <w:szCs w:val="20"/>
-        </w:rPr>
-        <w:t xml:space="preserve"> is a short bar with equal weight on both sides designed to be held in the lifter's hands. Flat dumbbell press is when the lifter lies on a flat bench with their arms positioned at roughly 45-degree angles, lifts two equal sized dumbbells, brings them back to the chest, and then keeps going.</w:t>
-      </w:r>
-    </w:p>
-    <w:p>
-      <w:pPr>
-        <w:pStyle w:val="NormalWeb"/>
-        <w:rPr>
-          <w:rFonts w:asciiTheme="minorHAnsi" w:hAnsiTheme="minorHAnsi" w:cstheme="minorHAnsi"/>
-          <w:color w:val="000000" w:themeColor="text1"/>
-          <w:sz w:val="20"/>
-          <w:szCs w:val="20"/>
-        </w:rPr>
-      </w:pPr>
-      <w:r>
-        <w:rPr>
-          <w:rFonts w:asciiTheme="minorHAnsi" w:hAnsiTheme="minorHAnsi" w:cstheme="minorHAnsi"/>
-          <w:color w:val="000000" w:themeColor="text1"/>
-          <w:sz w:val="20"/>
-          <w:szCs w:val="20"/>
-        </w:rPr>
-        <w:t>A</w:t>
-      </w:r>
-      <w:r>
-        <w:rPr>
-          <w:rFonts w:asciiTheme="minorHAnsi" w:hAnsiTheme="minorHAnsi" w:cstheme="minorHAnsi"/>
-          <w:b/>
-          <w:bCs/>
-          <w:color w:val="000000" w:themeColor="text1"/>
-          <w:sz w:val="20"/>
-          <w:szCs w:val="20"/>
-        </w:rPr>
-        <w:t xml:space="preserve"> barbell</w:t>
-      </w:r>
-      <w:r>
-        <w:rPr>
-          <w:rFonts w:asciiTheme="minorHAnsi" w:hAnsiTheme="minorHAnsi" w:cstheme="minorHAnsi"/>
-          <w:color w:val="000000" w:themeColor="text1"/>
-          <w:sz w:val="20"/>
-          <w:szCs w:val="20"/>
-        </w:rPr>
-        <w:t xml:space="preserve"> is similar in shape to a dumbbell, but is a longer, much heavier bar where multiple weighted plates can be placed on either side. Barbell bench press is when the lifter lies on a bench with the barbell positioned at their chest, lifts the barbell, and then brings it back down.</w:t>
-      </w:r>
-    </w:p>
-    <w:p>
-      <w:pPr>
-        <w:pStyle w:val="NormalWeb"/>
-        <w:rPr>
-          <w:rFonts w:asciiTheme="minorHAnsi" w:hAnsiTheme="minorHAnsi" w:cstheme="minorHAnsi"/>
-          <w:color w:val="000000" w:themeColor="text1"/>
-          <w:sz w:val="20"/>
-          <w:szCs w:val="20"/>
-        </w:rPr>
-      </w:pPr>
-      <w:r>
-        <w:rPr>
-          <w:rFonts w:asciiTheme="minorHAnsi" w:hAnsiTheme="minorHAnsi" w:cstheme="minorHAnsi"/>
-          <w:color w:val="000000" w:themeColor="text1"/>
-          <w:sz w:val="20"/>
-          <w:szCs w:val="20"/>
-        </w:rPr>
-        <w:t>Say Melissa is able to flat dumbbell press two 30 lbs dumbbells. The total amount she can flat dumbbell press is 60 lbs (one dumbbell for each arm). On</w:t>
-      </w:r>
-      <w:r>
-        <w:rPr>
-          <w:rFonts w:asciiTheme="minorHAnsi" w:hAnsiTheme="minorHAnsi" w:cstheme="minorHAnsi"/>
-          <w:color w:val="000000" w:themeColor="text1"/>
-          <w:sz w:val="20"/>
-          <w:szCs w:val="20"/>
-        </w:rPr>
-        <w:t xml:space="preserve"> barbell</w:t>
-      </w:r>
-      <w:r>
-        <w:rPr>
-          <w:rFonts w:asciiTheme="minorHAnsi" w:hAnsiTheme="minorHAnsi" w:cstheme="minorHAnsi"/>
-          <w:color w:val="000000" w:themeColor="text1"/>
-          <w:sz w:val="20"/>
-          <w:szCs w:val="20"/>
-        </w:rPr>
-        <w:t xml:space="preserve"> bench press, she can lift 75 lbs. Her ratio would be calculated by dividing flat dumbbell press by barbell bench press (60/75) which equals 0.8, meaning that Melissa can lift two dumbbells up to 80% as heavy as she can bench press the barbell.</w:t>
-      </w:r>
-    </w:p>
-    <w:p>
-      <w:pPr>
-        <w:pStyle w:val="NormalWeb"/>
-        <w:rPr>
-          <w:rFonts w:asciiTheme="minorHAnsi" w:hAnsiTheme="minorHAnsi" w:cstheme="minorHAnsi"/>
-          <w:color w:val="000000" w:themeColor="text1"/>
-          <w:sz w:val="20"/>
-          <w:szCs w:val="20"/>
-        </w:rPr>
-      </w:pPr>
-      <w:r>
-        <w:rPr>
-          <w:rFonts w:asciiTheme="minorHAnsi" w:hAnsiTheme="minorHAnsi" w:cstheme="minorHAnsi"/>
           <w:noProof/>
           <w:color w:val="000000" w:themeColor="text1"/>
           <w:sz w:val="20"/>
           <w:szCs w:val="20"/>
         </w:rPr>
         <w:drawing>
-          <wp:anchor distT="0" distB="0" distL="114300" distR="114300" simplePos="0" relativeHeight="251659264" behindDoc="0" locked="0" layoutInCell="1" allowOverlap="1" wp14:anchorId="3F8B0A79" wp14:editId="541DA031">
+          <wp:anchor distT="0" distB="0" distL="114300" distR="114300" simplePos="0" relativeHeight="251659264" behindDoc="0" locked="0" layoutInCell="1" allowOverlap="1" wp14:anchorId="3F8B0A79" wp14:editId="688EEAA0">
             <wp:simplePos x="0" y="0"/>
             <wp:positionH relativeFrom="column">
               <wp:posOffset>-33020</wp:posOffset>
             </wp:positionH>
             <wp:positionV relativeFrom="paragraph">
-              <wp:posOffset>735057</wp:posOffset>
+              <wp:posOffset>58362</wp:posOffset>
             </wp:positionV>
             <wp:extent cx="1028700" cy="3689985"/>
             <wp:effectExtent l="0" t="0" r="0" b="5715"/>
@@ -242,28 +467,6 @@
           </wp:anchor>
         </w:drawing>
       </w:r>
-      <w:r>
-        <w:rPr>
-          <w:rFonts w:asciiTheme="minorHAnsi" w:hAnsiTheme="minorHAnsi" w:cstheme="minorHAnsi"/>
-          <w:color w:val="000000" w:themeColor="text1"/>
-          <w:sz w:val="20"/>
-          <w:szCs w:val="20"/>
-        </w:rPr>
-        <w:t>The goal of the ratio is to compare how much someone is lifting two dumbbells versus how much they are able to lift the weighted barbell. You obtain the ratio by multiplying the weight of one dumbbell by 2 (to account for the two weights that the person would hold) and dividing that weight by the amount someone is able to barbell bench press.</w:t>
-      </w:r>
-    </w:p>
-    <w:p>
-      <w:pPr>
-        <w:pStyle w:val="NormalWeb"/>
-        <w:rPr>
-          <w:rFonts w:asciiTheme="minorHAnsi" w:hAnsiTheme="minorHAnsi" w:cstheme="minorHAnsi"/>
-          <w:b/>
-          <w:bCs/>
-          <w:color w:val="000000" w:themeColor="text1"/>
-          <w:sz w:val="20"/>
-          <w:szCs w:val="20"/>
-        </w:rPr>
-      </w:pPr>
       <w:r>
         <w:rPr>
           <w:rFonts w:asciiTheme="minorHAnsi" w:hAnsiTheme="minorHAnsi" w:cstheme="minorHAnsi"/>
@@ -744,7 +947,25 @@
           <w:sz w:val="20"/>
           <w:szCs w:val="20"/>
         </w:rPr>
-        <w:t xml:space="preserve">Regardless of your answer to the previous questions, calculate </w:t>
+        <w:t>Regardless of your answer to the previous questions, calculate</w:t>
+      </w:r>
+      <w:r>
+        <w:rPr>
+          <w:rFonts w:asciiTheme="minorHAnsi" w:hAnsiTheme="minorHAnsi" w:cstheme="minorHAnsi"/>
+          <w:color w:val="000000" w:themeColor="text1"/>
+          <w:sz w:val="20"/>
+          <w:szCs w:val="20"/>
+        </w:rPr>
+        <w:t xml:space="preserve"> and interpret</w:t>
+      </w:r>
+      <w:r>
+        <w:rPr>
+          <w:rFonts w:asciiTheme="minorHAnsi" w:hAnsiTheme="minorHAnsi" w:cstheme="minorHAnsi"/>
+          <w:color w:val="000000" w:themeColor="text1"/>
+          <w:sz w:val="20"/>
+          <w:szCs w:val="20"/>
+        </w:rPr>
+        <w:t xml:space="preserve"> </w:t>
       </w:r>
       <w:r>
         <w:rPr>
@@ -812,115 +1033,45 @@
           <w:sz w:val="20"/>
           <w:szCs w:val="20"/>
         </w:rPr>
-        <w:t xml:space="preserve">Considering your </w:t>
-      </w:r>
-      <w:r>
-        <w:rPr>
-          <w:rFonts w:asciiTheme="minorHAnsi" w:hAnsiTheme="minorHAnsi" w:cstheme="minorHAnsi"/>
-          <w:color w:val="000000" w:themeColor="text1"/>
-          <w:sz w:val="20"/>
-          <w:szCs w:val="20"/>
-        </w:rPr>
-        <w:t>previous concerns regarding data</w:t>
-      </w:r>
-      <w:r>
-        <w:rPr>
-          <w:rFonts w:asciiTheme="minorHAnsi" w:hAnsiTheme="minorHAnsi" w:cstheme="minorHAnsi"/>
-          <w:color w:val="000000" w:themeColor="text1"/>
-          <w:sz w:val="20"/>
-          <w:szCs w:val="20"/>
-        </w:rPr>
-        <w:t xml:space="preserve">, do you believe that the </w:t>
-      </w:r>
-      <w:r>
-        <w:rPr>
-          <w:rFonts w:asciiTheme="minorHAnsi" w:hAnsiTheme="minorHAnsi" w:cstheme="minorHAnsi"/>
-          <w:color w:val="000000" w:themeColor="text1"/>
-          <w:sz w:val="20"/>
-          <w:szCs w:val="20"/>
-        </w:rPr>
-        <w:t xml:space="preserve">range of plausible values for the “average ratio” </w:t>
-      </w:r>
-      <w:r>
-        <w:rPr>
-          <w:rFonts w:asciiTheme="minorHAnsi" w:hAnsiTheme="minorHAnsi" w:cstheme="minorHAnsi"/>
-          <w:color w:val="000000" w:themeColor="text1"/>
-          <w:sz w:val="20"/>
-          <w:szCs w:val="20"/>
-        </w:rPr>
-        <w:t xml:space="preserve">presented in this confidence interval is </w:t>
-      </w:r>
-      <w:r>
-        <w:rPr>
-          <w:rFonts w:asciiTheme="minorHAnsi" w:hAnsiTheme="minorHAnsi" w:cstheme="minorHAnsi"/>
-          <w:color w:val="000000" w:themeColor="text1"/>
-          <w:sz w:val="20"/>
-          <w:szCs w:val="20"/>
-        </w:rPr>
-        <w:t>meaningful</w:t>
-      </w:r>
-      <w:r>
-        <w:rPr>
-          <w:rFonts w:asciiTheme="minorHAnsi" w:hAnsiTheme="minorHAnsi" w:cstheme="minorHAnsi"/>
-          <w:color w:val="000000" w:themeColor="text1"/>
-          <w:sz w:val="20"/>
-          <w:szCs w:val="20"/>
-        </w:rPr>
-        <w:t xml:space="preserve">? </w:t>
-      </w:r>
-      <w:r>
-        <w:rPr>
-          <w:rFonts w:asciiTheme="minorHAnsi" w:hAnsiTheme="minorHAnsi" w:cstheme="minorHAnsi"/>
-          <w:color w:val="000000" w:themeColor="text1"/>
-          <w:sz w:val="20"/>
-          <w:szCs w:val="20"/>
-        </w:rPr>
-        <w:t>If so, w</w:t>
-      </w:r>
-      <w:r>
-        <w:rPr>
-          <w:rFonts w:asciiTheme="minorHAnsi" w:hAnsiTheme="minorHAnsi" w:cstheme="minorHAnsi"/>
-          <w:color w:val="000000" w:themeColor="text1"/>
-          <w:sz w:val="20"/>
-          <w:szCs w:val="20"/>
-        </w:rPr>
-        <w:t xml:space="preserve">hat audience would it apply to? </w:t>
-      </w:r>
-      <w:r>
-        <w:rPr>
-          <w:rFonts w:asciiTheme="minorHAnsi" w:hAnsiTheme="minorHAnsi" w:cstheme="minorHAnsi"/>
-          <w:color w:val="000000" w:themeColor="text1"/>
-          <w:sz w:val="20"/>
-          <w:szCs w:val="20"/>
-        </w:rPr>
-        <w:t xml:space="preserve">If not, why do you feel it not useful? </w:t>
-      </w:r>
-      <w:r>
-        <w:rPr>
-          <w:rFonts w:asciiTheme="minorHAnsi" w:hAnsiTheme="minorHAnsi" w:cstheme="minorHAnsi"/>
-          <w:color w:val="000000" w:themeColor="text1"/>
-          <w:sz w:val="20"/>
-          <w:szCs w:val="20"/>
-        </w:rPr>
-        <w:t xml:space="preserve">Explain your answer. </w:t>
-      </w:r>
-    </w:p>
-    <w:p>
-      <w:pPr>
-        <w:rPr>
-          <w:rFonts w:asciiTheme="minorHAnsi" w:hAnsiTheme="minorHAnsi" w:cstheme="minorHAnsi"/>
-          <w:color w:val="FF0000"/>
-          <w:sz w:val="20"/>
-          <w:szCs w:val="20"/>
-        </w:rPr>
-      </w:pPr>
-    </w:p>
-    <w:p>
-      <w:pPr>
-        <w:rPr>
-          <w:rFonts w:asciiTheme="minorHAnsi" w:hAnsiTheme="minorHAnsi" w:cstheme="minorHAnsi"/>
-          <w:b/>
-          <w:bCs/>
+        <w:t xml:space="preserve">The typical experienced weightlifter is likely to be able to </w:t>
+      </w:r>
+      <w:r>
+        <w:rPr>
+          <w:rFonts w:asciiTheme="minorHAnsi" w:hAnsiTheme="minorHAnsi" w:cstheme="minorHAnsi"/>
+          <w:color w:val="000000" w:themeColor="text1"/>
+          <w:sz w:val="20"/>
+          <w:szCs w:val="20"/>
+        </w:rPr>
+        <w:t>press more with the barbell than with dumbbells. This is largely due to the barbell being easier to balance and control, so you can focus on pushing more weight.</w:t>
+      </w:r>
+      <w:r>
+        <w:rPr>
+          <w:rFonts w:asciiTheme="minorHAnsi" w:hAnsiTheme="minorHAnsi" w:cstheme="minorHAnsi"/>
+          <w:color w:val="000000" w:themeColor="text1"/>
+          <w:sz w:val="20"/>
+          <w:szCs w:val="20"/>
+        </w:rPr>
+        <w:t xml:space="preserve"> Does the confidence interval you calculated in the previous question support this idea? Briefly explain why or why not.</w:t>
+      </w:r>
+    </w:p>
+    <w:p>
+      <w:pPr>
+        <w:pStyle w:val="ListParagraph"/>
+        <w:ind w:left="360"/>
+        <w:rPr>
+          <w:rFonts w:asciiTheme="minorHAnsi" w:hAnsiTheme="minorHAnsi" w:cstheme="minorHAnsi"/>
+          <w:color w:val="000000" w:themeColor="text1"/>
+          <w:sz w:val="20"/>
+          <w:szCs w:val="20"/>
+        </w:rPr>
+      </w:pPr>
+    </w:p>
+    <w:p>
+      <w:pPr>
+        <w:pStyle w:val="ListParagraph"/>
+        <w:ind w:left="360"/>
+        <w:rPr>
+          <w:rFonts w:asciiTheme="minorHAnsi" w:hAnsiTheme="minorHAnsi" w:cstheme="minorHAnsi"/>
           <w:color w:val="000000" w:themeColor="text1"/>
           <w:sz w:val="20"/>
           <w:szCs w:val="20"/>
@@ -948,24 +1099,116 @@
           <w:sz w:val="20"/>
           <w:szCs w:val="20"/>
         </w:rPr>
-        <w:t>We’ve seen that Melissa has a ratio of 0.8. Suppose that she is an avid follower of r/Fitness. Now, she has a goal to become more “balanced” and have more of an average ratio in line with what she believes to be her peers. What should she do in order to achieve this? Explain both in terms of the ratio and the exercises involved.</w:t>
-      </w:r>
-    </w:p>
-    <w:p>
-      <w:pPr>
-        <w:rPr>
-          <w:rFonts w:asciiTheme="minorHAnsi" w:hAnsiTheme="minorHAnsi" w:cstheme="minorHAnsi"/>
-          <w:color w:val="000000" w:themeColor="text1"/>
-          <w:sz w:val="20"/>
-          <w:szCs w:val="20"/>
-        </w:rPr>
-      </w:pPr>
+        <w:t xml:space="preserve">Considering your </w:t>
+      </w:r>
+      <w:r>
+        <w:rPr>
+          <w:rFonts w:asciiTheme="minorHAnsi" w:hAnsiTheme="minorHAnsi" w:cstheme="minorHAnsi"/>
+          <w:color w:val="000000" w:themeColor="text1"/>
+          <w:sz w:val="20"/>
+          <w:szCs w:val="20"/>
+        </w:rPr>
+        <w:t>previous concerns regarding data</w:t>
+      </w:r>
+      <w:r>
+        <w:rPr>
+          <w:rFonts w:asciiTheme="minorHAnsi" w:hAnsiTheme="minorHAnsi" w:cstheme="minorHAnsi"/>
+          <w:color w:val="000000" w:themeColor="text1"/>
+          <w:sz w:val="20"/>
+          <w:szCs w:val="20"/>
+        </w:rPr>
+        <w:t xml:space="preserve">, do you believe that the </w:t>
+      </w:r>
+      <w:r>
+        <w:rPr>
+          <w:rFonts w:asciiTheme="minorHAnsi" w:hAnsiTheme="minorHAnsi" w:cstheme="minorHAnsi"/>
+          <w:color w:val="000000" w:themeColor="text1"/>
+          <w:sz w:val="20"/>
+          <w:szCs w:val="20"/>
+        </w:rPr>
+        <w:t xml:space="preserve">range of plausible values for the “average ratio” </w:t>
+      </w:r>
+      <w:r>
+        <w:rPr>
+          <w:rFonts w:asciiTheme="minorHAnsi" w:hAnsiTheme="minorHAnsi" w:cstheme="minorHAnsi"/>
+          <w:color w:val="000000" w:themeColor="text1"/>
+          <w:sz w:val="20"/>
+          <w:szCs w:val="20"/>
+        </w:rPr>
+        <w:t xml:space="preserve">presented in this confidence interval is </w:t>
+      </w:r>
+      <w:r>
+        <w:rPr>
+          <w:rFonts w:asciiTheme="minorHAnsi" w:hAnsiTheme="minorHAnsi" w:cstheme="minorHAnsi"/>
+          <w:color w:val="000000" w:themeColor="text1"/>
+          <w:sz w:val="20"/>
+          <w:szCs w:val="20"/>
+        </w:rPr>
+        <w:t>meaningful</w:t>
+      </w:r>
+      <w:r>
+        <w:rPr>
+          <w:rFonts w:asciiTheme="minorHAnsi" w:hAnsiTheme="minorHAnsi" w:cstheme="minorHAnsi"/>
+          <w:color w:val="000000" w:themeColor="text1"/>
+          <w:sz w:val="20"/>
+          <w:szCs w:val="20"/>
+        </w:rPr>
+        <w:t xml:space="preserve">? </w:t>
+      </w:r>
+      <w:r>
+        <w:rPr>
+          <w:rFonts w:asciiTheme="minorHAnsi" w:hAnsiTheme="minorHAnsi" w:cstheme="minorHAnsi"/>
+          <w:color w:val="000000" w:themeColor="text1"/>
+          <w:sz w:val="20"/>
+          <w:szCs w:val="20"/>
+        </w:rPr>
+        <w:t>If so, w</w:t>
+      </w:r>
+      <w:r>
+        <w:rPr>
+          <w:rFonts w:asciiTheme="minorHAnsi" w:hAnsiTheme="minorHAnsi" w:cstheme="minorHAnsi"/>
+          <w:color w:val="000000" w:themeColor="text1"/>
+          <w:sz w:val="20"/>
+          <w:szCs w:val="20"/>
+        </w:rPr>
+        <w:t xml:space="preserve">hat audience would it apply to? </w:t>
+      </w:r>
+      <w:r>
+        <w:rPr>
+          <w:rFonts w:asciiTheme="minorHAnsi" w:hAnsiTheme="minorHAnsi" w:cstheme="minorHAnsi"/>
+          <w:color w:val="000000" w:themeColor="text1"/>
+          <w:sz w:val="20"/>
+          <w:szCs w:val="20"/>
+        </w:rPr>
+        <w:t xml:space="preserve">If not, why do you feel it not useful? </w:t>
+      </w:r>
+      <w:r>
+        <w:rPr>
+          <w:rFonts w:asciiTheme="minorHAnsi" w:hAnsiTheme="minorHAnsi" w:cstheme="minorHAnsi"/>
+          <w:color w:val="000000" w:themeColor="text1"/>
+          <w:sz w:val="20"/>
+          <w:szCs w:val="20"/>
+        </w:rPr>
+        <w:t xml:space="preserve">Explain your answer. </w:t>
+      </w:r>
     </w:p>
     <w:p>
       <w:pPr>
         <w:rPr>
           <w:rFonts w:asciiTheme="minorHAnsi" w:hAnsiTheme="minorHAnsi" w:cstheme="minorHAnsi"/>
           <w:color w:val="FF0000"/>
+          <w:sz w:val="20"/>
+          <w:szCs w:val="20"/>
+        </w:rPr>
+      </w:pPr>
+    </w:p>
+    <w:p>
+      <w:pPr>
+        <w:rPr>
+          <w:rFonts w:asciiTheme="minorHAnsi" w:hAnsiTheme="minorHAnsi" w:cstheme="minorHAnsi"/>
+          <w:b/>
+          <w:bCs/>
+          <w:color w:val="000000" w:themeColor="text1"/>
           <w:sz w:val="20"/>
           <w:szCs w:val="20"/>
         </w:rPr>
@@ -992,7 +1235,206 @@
           <w:sz w:val="20"/>
           <w:szCs w:val="20"/>
         </w:rPr>
-        <w:t xml:space="preserve">Suppose you wish to further investigate the strength ratio; how would you go about finding more concrete results and how would that make the data more useful? Be specific. </w:t>
+        <w:t>We’ve seen that Melissa has a ratio of 0.</w:t>
+      </w:r>
+      <w:r>
+        <w:rPr>
+          <w:rFonts w:asciiTheme="minorHAnsi" w:hAnsiTheme="minorHAnsi" w:cstheme="minorHAnsi"/>
+          <w:color w:val="000000" w:themeColor="text1"/>
+          <w:sz w:val="20"/>
+          <w:szCs w:val="20"/>
+        </w:rPr>
+        <w:t>8</w:t>
+      </w:r>
+      <w:bookmarkStart w:id="0" w:name="_GoBack"/>
+      <w:bookmarkEnd w:id="0"/>
+      <w:r>
+        <w:rPr>
+          <w:rFonts w:asciiTheme="minorHAnsi" w:hAnsiTheme="minorHAnsi" w:cstheme="minorHAnsi"/>
+          <w:color w:val="000000" w:themeColor="text1"/>
+          <w:sz w:val="20"/>
+          <w:szCs w:val="20"/>
+        </w:rPr>
+        <w:t>. Suppose that she is an avid follower of r/Fitness. Now, she has a goal to become more “balanced” and have more of an average ratio in line with what she believes to be her peers. What should she do in order to achieve this? Explain both in terms of the ratio and the exercises involved.</w:t>
+      </w:r>
+    </w:p>
+    <w:p>
+      <w:pPr>
+        <w:rPr>
+          <w:rFonts w:asciiTheme="minorHAnsi" w:hAnsiTheme="minorHAnsi" w:cstheme="minorHAnsi"/>
+          <w:color w:val="000000" w:themeColor="text1"/>
+          <w:sz w:val="20"/>
+          <w:szCs w:val="20"/>
+        </w:rPr>
+      </w:pPr>
+    </w:p>
+    <w:p>
+      <w:pPr>
+        <w:rPr>
+          <w:rFonts w:asciiTheme="minorHAnsi" w:hAnsiTheme="minorHAnsi" w:cstheme="minorHAnsi"/>
+          <w:color w:val="FF0000"/>
+          <w:sz w:val="20"/>
+          <w:szCs w:val="20"/>
+        </w:rPr>
+      </w:pPr>
+    </w:p>
+    <w:p>
+      <w:pPr>
+        <w:pStyle w:val="ListParagraph"/>
+        <w:numPr>
+          <w:ilvl w:val="0"/>
+          <w:numId w:val="9"/>
+        </w:numPr>
+        <w:rPr>
+          <w:rFonts w:asciiTheme="minorHAnsi" w:hAnsiTheme="minorHAnsi" w:cstheme="minorHAnsi"/>
+          <w:color w:val="000000" w:themeColor="text1"/>
+          <w:sz w:val="20"/>
+          <w:szCs w:val="20"/>
+        </w:rPr>
+      </w:pPr>
+      <w:r>
+        <w:rPr>
+          <w:rFonts w:asciiTheme="minorHAnsi" w:hAnsiTheme="minorHAnsi" w:cstheme="minorHAnsi"/>
+          <w:color w:val="000000" w:themeColor="text1"/>
+          <w:sz w:val="20"/>
+          <w:szCs w:val="20"/>
+        </w:rPr>
+        <w:t>Suppose you wish to further investigate the strength ratio</w:t>
+      </w:r>
+      <w:r>
+        <w:rPr>
+          <w:rFonts w:asciiTheme="minorHAnsi" w:hAnsiTheme="minorHAnsi" w:cstheme="minorHAnsi"/>
+          <w:color w:val="000000" w:themeColor="text1"/>
+          <w:sz w:val="20"/>
+          <w:szCs w:val="20"/>
+        </w:rPr>
+        <w:t>. H</w:t>
+      </w:r>
+      <w:r>
+        <w:rPr>
+          <w:rFonts w:asciiTheme="minorHAnsi" w:hAnsiTheme="minorHAnsi" w:cstheme="minorHAnsi"/>
+          <w:color w:val="000000" w:themeColor="text1"/>
+          <w:sz w:val="20"/>
+          <w:szCs w:val="20"/>
+        </w:rPr>
+        <w:t xml:space="preserve">ow would you go about finding more </w:t>
+      </w:r>
+      <w:r>
+        <w:rPr>
+          <w:rFonts w:asciiTheme="minorHAnsi" w:hAnsiTheme="minorHAnsi" w:cstheme="minorHAnsi"/>
+          <w:color w:val="000000" w:themeColor="text1"/>
+          <w:sz w:val="20"/>
+          <w:szCs w:val="20"/>
+        </w:rPr>
+        <w:t xml:space="preserve">generalizable </w:t>
+      </w:r>
+      <w:r>
+        <w:rPr>
+          <w:rFonts w:asciiTheme="minorHAnsi" w:hAnsiTheme="minorHAnsi" w:cstheme="minorHAnsi"/>
+          <w:color w:val="000000" w:themeColor="text1"/>
+          <w:sz w:val="20"/>
+          <w:szCs w:val="20"/>
+        </w:rPr>
+        <w:t>results</w:t>
+      </w:r>
+      <w:r>
+        <w:rPr>
+          <w:rFonts w:asciiTheme="minorHAnsi" w:hAnsiTheme="minorHAnsi" w:cstheme="minorHAnsi"/>
+          <w:color w:val="000000" w:themeColor="text1"/>
+          <w:sz w:val="20"/>
+          <w:szCs w:val="20"/>
+        </w:rPr>
+        <w:t xml:space="preserve">? </w:t>
+      </w:r>
+      <w:r>
+        <w:rPr>
+          <w:rFonts w:asciiTheme="minorHAnsi" w:hAnsiTheme="minorHAnsi" w:cstheme="minorHAnsi"/>
+          <w:color w:val="000000" w:themeColor="text1"/>
+          <w:sz w:val="20"/>
+          <w:szCs w:val="20"/>
+        </w:rPr>
+        <w:t>Be specific.</w:t>
+      </w:r>
+    </w:p>
+    <w:p>
+      <w:pPr>
+        <w:rPr>
+          <w:rFonts w:asciiTheme="minorHAnsi" w:hAnsiTheme="minorHAnsi" w:cstheme="minorHAnsi"/>
+          <w:color w:val="000000" w:themeColor="text1"/>
+          <w:sz w:val="20"/>
+          <w:szCs w:val="20"/>
+        </w:rPr>
+      </w:pPr>
+    </w:p>
+    <w:p>
+      <w:pPr>
+        <w:rPr>
+          <w:rFonts w:asciiTheme="minorHAnsi" w:hAnsiTheme="minorHAnsi" w:cstheme="minorHAnsi"/>
+          <w:color w:val="000000" w:themeColor="text1"/>
+          <w:sz w:val="20"/>
+          <w:szCs w:val="20"/>
+        </w:rPr>
+      </w:pPr>
+    </w:p>
+    <w:p>
+      <w:pPr>
+        <w:rPr>
+          <w:rFonts w:asciiTheme="minorHAnsi" w:hAnsiTheme="minorHAnsi" w:cstheme="minorHAnsi"/>
+          <w:color w:val="000000" w:themeColor="text1"/>
+          <w:sz w:val="20"/>
+          <w:szCs w:val="20"/>
+        </w:rPr>
+      </w:pPr>
+    </w:p>
+    <w:p>
+      <w:pPr>
+        <w:pStyle w:val="ListParagraph"/>
+        <w:numPr>
+          <w:ilvl w:val="0"/>
+          <w:numId w:val="9"/>
+        </w:numPr>
+        <w:rPr>
+          <w:rFonts w:asciiTheme="minorHAnsi" w:hAnsiTheme="minorHAnsi" w:cstheme="minorHAnsi"/>
+          <w:color w:val="000000" w:themeColor="text1"/>
+          <w:sz w:val="20"/>
+          <w:szCs w:val="20"/>
+        </w:rPr>
+      </w:pPr>
+      <w:r>
+        <w:rPr>
+          <w:rFonts w:asciiTheme="minorHAnsi" w:hAnsiTheme="minorHAnsi" w:cstheme="minorHAnsi"/>
+          <w:color w:val="000000" w:themeColor="text1"/>
+          <w:sz w:val="20"/>
+          <w:szCs w:val="20"/>
+        </w:rPr>
+        <w:t xml:space="preserve">Instead of just the ratio, what other information might be useful to collect </w:t>
+      </w:r>
+      <w:r>
+        <w:rPr>
+          <w:rFonts w:asciiTheme="minorHAnsi" w:hAnsiTheme="minorHAnsi" w:cstheme="minorHAnsi"/>
+          <w:color w:val="000000" w:themeColor="text1"/>
+          <w:sz w:val="20"/>
+          <w:szCs w:val="20"/>
+        </w:rPr>
+        <w:t xml:space="preserve">that </w:t>
+      </w:r>
+      <w:r>
+        <w:rPr>
+          <w:rFonts w:asciiTheme="minorHAnsi" w:hAnsiTheme="minorHAnsi" w:cstheme="minorHAnsi"/>
+          <w:color w:val="000000" w:themeColor="text1"/>
+          <w:sz w:val="20"/>
+          <w:szCs w:val="20"/>
+        </w:rPr>
+        <w:t xml:space="preserve">might </w:t>
+      </w:r>
+      <w:r>
+        <w:rPr>
+          <w:rFonts w:asciiTheme="minorHAnsi" w:hAnsiTheme="minorHAnsi" w:cstheme="minorHAnsi"/>
+          <w:color w:val="000000" w:themeColor="text1"/>
+          <w:sz w:val="20"/>
+          <w:szCs w:val="20"/>
+        </w:rPr>
+        <w:t xml:space="preserve">make the data more useful? </w:t>
       </w:r>
     </w:p>
     <w:p/>
@@ -1007,7 +1449,7 @@
 </file>
 
 <file path=word/endnotes.xml><?xml version="1.0" encoding="utf-8"?>
-<w:endnotes xmlns:wpc="http://schemas.microsoft.com/office/word/2010/wordprocessingCanvas" xmlns:cx="http://schemas.microsoft.com/office/drawing/2014/chartex" xmlns:cx1="http://schemas.microsoft.com/office/drawing/2015/9/8/chartex" xmlns:cx2="http://schemas.microsoft.com/office/drawing/2015/10/21/chartex" xmlns:cx3="http://schemas.microsoft.com/office/drawing/2016/5/9/chartex" xmlns:cx4="http://schemas.microsoft.com/office/drawing/2016/5/10/chartex" xmlns:cx5="http://schemas.microsoft.com/office/drawing/2016/5/11/chartex" xmlns:cx6="http://schemas.microsoft.com/office/drawing/2016/5/12/chartex" xmlns:cx7="http://schemas.microsoft.com/office/drawing/2016/5/13/chartex" xmlns:cx8="http://schemas.microsoft.com/office/drawing/2016/5/14/chartex" xmlns:mc="http://schemas.openxmlformats.org/markup-compatibility/2006" xmlns:aink="http://schemas.microsoft.com/office/drawing/2016/ink" xmlns:am3d="http://schemas.microsoft.com/office/drawing/2017/model3d" xmlns:o="urn:schemas-microsoft-com:office:office" xmlns:oel="http://schemas.microsoft.com/office/2019/extlst" xmlns:r="http://schemas.openxmlformats.org/officeDocument/2006/relationships" xmlns:m="http://schemas.openxmlformats.org/officeDocument/2006/math" xmlns:v="urn:schemas-microsoft-com:vml" xmlns:wp14="http://schemas.microsoft.com/office/word/2010/wordprocessingDrawing" xmlns:wp="http://schemas.openxmlformats.org/drawingml/2006/wordprocessingDrawing" xmlns:w10="urn:schemas-microsoft-com:office:word" xmlns:w="http://schemas.openxmlformats.org/wordprocessingml/2006/main" xmlns:w14="http://schemas.microsoft.com/office/word/2010/wordml" xmlns:w15="http://schemas.microsoft.com/office/word/2012/wordml" xmlns:w16cex="http://schemas.microsoft.com/office/word/2018/wordml/cex" xmlns:w16cid="http://schemas.microsoft.com/office/word/2016/wordml/cid" xmlns:w16="http://schemas.microsoft.com/office/word/2018/wordml" xmlns:w16sdtdh="http://schemas.microsoft.com/office/word/2020/wordml/sdtdatahash" xmlns:w16se="http://schemas.microsoft.com/office/word/2015/wordml/symex" xmlns:wpg="http://schemas.microsoft.com/office/word/2010/wordprocessingGroup" xmlns:wpi="http://schemas.microsoft.com/office/word/2010/wordprocessingInk" xmlns:wne="http://schemas.microsoft.com/office/word/2006/wordml" xmlns:wps="http://schemas.microsoft.com/office/word/2010/wordprocessingShape" mc:Ignorable="w14 w15 w16se w16cid w16 w16cex w16sdtdh wp14">
+<w:endnotes xmlns:wpc="http://schemas.microsoft.com/office/word/2010/wordprocessingCanvas" xmlns:cx="http://schemas.microsoft.com/office/drawing/2014/chartex" xmlns:cx1="http://schemas.microsoft.com/office/drawing/2015/9/8/chartex" xmlns:mc="http://schemas.openxmlformats.org/markup-compatibility/2006" xmlns:o="urn:schemas-microsoft-com:office:office" xmlns:r="http://schemas.openxmlformats.org/officeDocument/2006/relationships" xmlns:m="http://schemas.openxmlformats.org/officeDocument/2006/math" xmlns:v="urn:schemas-microsoft-com:vml" xmlns:wp14="http://schemas.microsoft.com/office/word/2010/wordprocessingDrawing" xmlns:wp="http://schemas.openxmlformats.org/drawingml/2006/wordprocessingDrawing" xmlns:w10="urn:schemas-microsoft-com:office:word" xmlns:w="http://schemas.openxmlformats.org/wordprocessingml/2006/main" xmlns:w14="http://schemas.microsoft.com/office/word/2010/wordml" xmlns:w15="http://schemas.microsoft.com/office/word/2012/wordml" xmlns:w16se="http://schemas.microsoft.com/office/word/2015/wordml/symex" xmlns:wpg="http://schemas.microsoft.com/office/word/2010/wordprocessingGroup" xmlns:wpi="http://schemas.microsoft.com/office/word/2010/wordprocessingInk" xmlns:wne="http://schemas.microsoft.com/office/word/2006/wordml" xmlns:wps="http://schemas.microsoft.com/office/word/2010/wordprocessingShape" mc:Ignorable="w14 w15 w16se wp14">
   <w:endnote w:type="separator" w:id="-1">
     <w:p>
       <w:r>
@@ -1026,7 +1468,7 @@
 </file>
 
 <file path=word/footnotes.xml><?xml version="1.0" encoding="utf-8"?>
-<w:footnotes xmlns:wpc="http://schemas.microsoft.com/office/word/2010/wordprocessingCanvas" xmlns:cx="http://schemas.microsoft.com/office/drawing/2014/chartex" xmlns:cx1="http://schemas.microsoft.com/office/drawing/2015/9/8/chartex" xmlns:cx2="http://schemas.microsoft.com/office/drawing/2015/10/21/chartex" xmlns:cx3="http://schemas.microsoft.com/office/drawing/2016/5/9/chartex" xmlns:cx4="http://schemas.microsoft.com/office/drawing/2016/5/10/chartex" xmlns:cx5="http://schemas.microsoft.com/office/drawing/2016/5/11/chartex" xmlns:cx6="http://schemas.microsoft.com/office/drawing/2016/5/12/chartex" xmlns:cx7="http://schemas.microsoft.com/office/drawing/2016/5/13/chartex" xmlns:cx8="http://schemas.microsoft.com/office/drawing/2016/5/14/chartex" xmlns:mc="http://schemas.openxmlformats.org/markup-compatibility/2006" xmlns:aink="http://schemas.microsoft.com/office/drawing/2016/ink" xmlns:am3d="http://schemas.microsoft.com/office/drawing/2017/model3d" xmlns:o="urn:schemas-microsoft-com:office:office" xmlns:oel="http://schemas.microsoft.com/office/2019/extlst" xmlns:r="http://schemas.openxmlformats.org/officeDocument/2006/relationships" xmlns:m="http://schemas.openxmlformats.org/officeDocument/2006/math" xmlns:v="urn:schemas-microsoft-com:vml" xmlns:wp14="http://schemas.microsoft.com/office/word/2010/wordprocessingDrawing" xmlns:wp="http://schemas.openxmlformats.org/drawingml/2006/wordprocessingDrawing" xmlns:w10="urn:schemas-microsoft-com:office:word" xmlns:w="http://schemas.openxmlformats.org/wordprocessingml/2006/main" xmlns:w14="http://schemas.microsoft.com/office/word/2010/wordml" xmlns:w15="http://schemas.microsoft.com/office/word/2012/wordml" xmlns:w16cex="http://schemas.microsoft.com/office/word/2018/wordml/cex" xmlns:w16cid="http://schemas.microsoft.com/office/word/2016/wordml/cid" xmlns:w16="http://schemas.microsoft.com/office/word/2018/wordml" xmlns:w16sdtdh="http://schemas.microsoft.com/office/word/2020/wordml/sdtdatahash" xmlns:w16se="http://schemas.microsoft.com/office/word/2015/wordml/symex" xmlns:wpg="http://schemas.microsoft.com/office/word/2010/wordprocessingGroup" xmlns:wpi="http://schemas.microsoft.com/office/word/2010/wordprocessingInk" xmlns:wne="http://schemas.microsoft.com/office/word/2006/wordml" xmlns:wps="http://schemas.microsoft.com/office/word/2010/wordprocessingShape" mc:Ignorable="w14 w15 w16se w16cid w16 w16cex w16sdtdh wp14">
+<w:footnotes xmlns:wpc="http://schemas.microsoft.com/office/word/2010/wordprocessingCanvas" xmlns:cx="http://schemas.microsoft.com/office/drawing/2014/chartex" xmlns:cx1="http://schemas.microsoft.com/office/drawing/2015/9/8/chartex" xmlns:mc="http://schemas.openxmlformats.org/markup-compatibility/2006" xmlns:o="urn:schemas-microsoft-com:office:office" xmlns:r="http://schemas.openxmlformats.org/officeDocument/2006/relationships" xmlns:m="http://schemas.openxmlformats.org/officeDocument/2006/math" xmlns:v="urn:schemas-microsoft-com:vml" xmlns:wp14="http://schemas.microsoft.com/office/word/2010/wordprocessingDrawing" xmlns:wp="http://schemas.openxmlformats.org/drawingml/2006/wordprocessingDrawing" xmlns:w10="urn:schemas-microsoft-com:office:word" xmlns:w="http://schemas.openxmlformats.org/wordprocessingml/2006/main" xmlns:w14="http://schemas.microsoft.com/office/word/2010/wordml" xmlns:w15="http://schemas.microsoft.com/office/word/2012/wordml" xmlns:w16se="http://schemas.microsoft.com/office/word/2015/wordml/symex" xmlns:wpg="http://schemas.microsoft.com/office/word/2010/wordprocessingGroup" xmlns:wpi="http://schemas.microsoft.com/office/word/2010/wordprocessingInk" xmlns:wne="http://schemas.microsoft.com/office/word/2006/wordml" xmlns:wps="http://schemas.microsoft.com/office/word/2010/wordprocessingShape" mc:Ignorable="w14 w15 w16se wp14">
   <w:footnote w:type="separator" w:id="-1">
     <w:p>
       <w:r>
@@ -1085,7 +1527,7 @@
 </file>
 
 <file path=word/numbering.xml><?xml version="1.0" encoding="utf-8"?>
-<w:numbering xmlns:wpc="http://schemas.microsoft.com/office/word/2010/wordprocessingCanvas" xmlns:cx="http://schemas.microsoft.com/office/drawing/2014/chartex" xmlns:cx1="http://schemas.microsoft.com/office/drawing/2015/9/8/chartex" xmlns:cx2="http://schemas.microsoft.com/office/drawing/2015/10/21/chartex" xmlns:cx3="http://schemas.microsoft.com/office/drawing/2016/5/9/chartex" xmlns:cx4="http://schemas.microsoft.com/office/drawing/2016/5/10/chartex" xmlns:cx5="http://schemas.microsoft.com/office/drawing/2016/5/11/chartex" xmlns:cx6="http://schemas.microsoft.com/office/drawing/2016/5/12/chartex" xmlns:cx7="http://schemas.microsoft.com/office/drawing/2016/5/13/chartex" xmlns:cx8="http://schemas.microsoft.com/office/drawing/2016/5/14/chartex" xmlns:mc="http://schemas.openxmlformats.org/markup-compatibility/2006" xmlns:aink="http://schemas.microsoft.com/office/drawing/2016/ink" xmlns:am3d="http://schemas.microsoft.com/office/drawing/2017/model3d" xmlns:o="urn:schemas-microsoft-com:office:office" xmlns:oel="http://schemas.microsoft.com/office/2019/extlst" xmlns:r="http://schemas.openxmlformats.org/officeDocument/2006/relationships" xmlns:m="http://schemas.openxmlformats.org/officeDocument/2006/math" xmlns:v="urn:schemas-microsoft-com:vml" xmlns:wp14="http://schemas.microsoft.com/office/word/2010/wordprocessingDrawing" xmlns:wp="http://schemas.openxmlformats.org/drawingml/2006/wordprocessingDrawing" xmlns:w10="urn:schemas-microsoft-com:office:word" xmlns:w="http://schemas.openxmlformats.org/wordprocessingml/2006/main" xmlns:w14="http://schemas.microsoft.com/office/word/2010/wordml" xmlns:w15="http://schemas.microsoft.com/office/word/2012/wordml" xmlns:w16cex="http://schemas.microsoft.com/office/word/2018/wordml/cex" xmlns:w16cid="http://schemas.microsoft.com/office/word/2016/wordml/cid" xmlns:w16="http://schemas.microsoft.com/office/word/2018/wordml" xmlns:w16sdtdh="http://schemas.microsoft.com/office/word/2020/wordml/sdtdatahash" xmlns:w16se="http://schemas.microsoft.com/office/word/2015/wordml/symex" xmlns:wpg="http://schemas.microsoft.com/office/word/2010/wordprocessingGroup" xmlns:wpi="http://schemas.microsoft.com/office/word/2010/wordprocessingInk" xmlns:wne="http://schemas.microsoft.com/office/word/2006/wordml" xmlns:wps="http://schemas.microsoft.com/office/word/2010/wordprocessingShape" mc:Ignorable="w14 w15 w16se w16cid w16 w16cex w16sdtdh wp14">
+<w:numbering xmlns:wpc="http://schemas.microsoft.com/office/word/2010/wordprocessingCanvas" xmlns:cx="http://schemas.microsoft.com/office/drawing/2014/chartex" xmlns:cx1="http://schemas.microsoft.com/office/drawing/2015/9/8/chartex" xmlns:mc="http://schemas.openxmlformats.org/markup-compatibility/2006" xmlns:o="urn:schemas-microsoft-com:office:office" xmlns:r="http://schemas.openxmlformats.org/officeDocument/2006/relationships" xmlns:m="http://schemas.openxmlformats.org/officeDocument/2006/math" xmlns:v="urn:schemas-microsoft-com:vml" xmlns:wp14="http://schemas.microsoft.com/office/word/2010/wordprocessingDrawing" xmlns:wp="http://schemas.openxmlformats.org/drawingml/2006/wordprocessingDrawing" xmlns:w10="urn:schemas-microsoft-com:office:word" xmlns:w="http://schemas.openxmlformats.org/wordprocessingml/2006/main" xmlns:w14="http://schemas.microsoft.com/office/word/2010/wordml" xmlns:w15="http://schemas.microsoft.com/office/word/2012/wordml" xmlns:w16se="http://schemas.microsoft.com/office/word/2015/wordml/symex" xmlns:wpg="http://schemas.microsoft.com/office/word/2010/wordprocessingGroup" xmlns:wpi="http://schemas.microsoft.com/office/word/2010/wordprocessingInk" xmlns:wne="http://schemas.microsoft.com/office/word/2006/wordml" xmlns:wps="http://schemas.microsoft.com/office/word/2010/wordprocessingShape" mc:Ignorable="w14 w15 w16se wp14">
   <w:abstractNum w:abstractNumId="0" w15:restartNumberingAfterBreak="0">
     <w:nsid w:val="03EC1F1B"/>
     <w:multiLevelType w:val="hybridMultilevel"/>
@@ -1981,41 +2423,41 @@
       </w:pPr>
     </w:lvl>
   </w:abstractNum>
-  <w:num w:numId="1" w16cid:durableId="11617171">
+  <w:num w:numId="1">
     <w:abstractNumId w:val="0"/>
   </w:num>
-  <w:num w:numId="2" w16cid:durableId="1015613952">
+  <w:num w:numId="2">
     <w:abstractNumId w:val="5"/>
   </w:num>
-  <w:num w:numId="3" w16cid:durableId="1448042975">
+  <w:num w:numId="3">
     <w:abstractNumId w:val="3"/>
   </w:num>
-  <w:num w:numId="4" w16cid:durableId="1098066768">
+  <w:num w:numId="4">
     <w:abstractNumId w:val="9"/>
   </w:num>
-  <w:num w:numId="5" w16cid:durableId="1142187712">
+  <w:num w:numId="5">
     <w:abstractNumId w:val="8"/>
   </w:num>
-  <w:num w:numId="6" w16cid:durableId="1620532696">
+  <w:num w:numId="6">
     <w:abstractNumId w:val="2"/>
   </w:num>
-  <w:num w:numId="7" w16cid:durableId="1312253005">
+  <w:num w:numId="7">
     <w:abstractNumId w:val="1"/>
   </w:num>
-  <w:num w:numId="8" w16cid:durableId="873156031">
+  <w:num w:numId="8">
     <w:abstractNumId w:val="6"/>
   </w:num>
-  <w:num w:numId="9" w16cid:durableId="998970871">
+  <w:num w:numId="9">
     <w:abstractNumId w:val="7"/>
   </w:num>
-  <w:num w:numId="10" w16cid:durableId="104034990">
+  <w:num w:numId="10">
     <w:abstractNumId w:val="4"/>
   </w:num>
 </w:numbering>
 </file>
 
 <file path=word/styles.xml><?xml version="1.0" encoding="utf-8"?>
-<w:styles xmlns:mc="http://schemas.openxmlformats.org/markup-compatibility/2006" xmlns:r="http://schemas.openxmlformats.org/officeDocument/2006/relationships" xmlns:w="http://schemas.openxmlformats.org/wordprocessingml/2006/main" xmlns:w14="http://schemas.microsoft.com/office/word/2010/wordml" xmlns:w15="http://schemas.microsoft.com/office/word/2012/wordml" xmlns:w16cex="http://schemas.microsoft.com/office/word/2018/wordml/cex" xmlns:w16cid="http://schemas.microsoft.com/office/word/2016/wordml/cid" xmlns:w16="http://schemas.microsoft.com/office/word/2018/wordml" xmlns:w16sdtdh="http://schemas.microsoft.com/office/word/2020/wordml/sdtdatahash" xmlns:w16se="http://schemas.microsoft.com/office/word/2015/wordml/symex" mc:Ignorable="w14 w15 w16se w16cid w16 w16cex w16sdtdh">
+<w:styles xmlns:mc="http://schemas.openxmlformats.org/markup-compatibility/2006" xmlns:r="http://schemas.openxmlformats.org/officeDocument/2006/relationships" xmlns:w="http://schemas.openxmlformats.org/wordprocessingml/2006/main" xmlns:w14="http://schemas.microsoft.com/office/word/2010/wordml" xmlns:w15="http://schemas.microsoft.com/office/word/2012/wordml" xmlns:w16se="http://schemas.microsoft.com/office/word/2015/wordml/symex" mc:Ignorable="w14 w15 w16se">
   <w:docDefaults>
     <w:rPrDefault>
       <w:rPr>
@@ -2028,7 +2470,7 @@
     </w:rPrDefault>
     <w:pPrDefault/>
   </w:docDefaults>
-  <w:latentStyles w:defLockedState="0" w:defUIPriority="99" w:defSemiHidden="0" w:defUnhideWhenUsed="0" w:defQFormat="0" w:count="376">
+  <w:latentStyles w:defLockedState="0" w:defUIPriority="99" w:defSemiHidden="0" w:defUnhideWhenUsed="0" w:defQFormat="0" w:count="371">
     <w:lsdException w:name="Normal" w:uiPriority="0" w:qFormat="1"/>
     <w:lsdException w:name="heading 1" w:uiPriority="9" w:qFormat="1"/>
     <w:lsdException w:name="heading 2" w:semiHidden="1" w:uiPriority="9" w:unhideWhenUsed="1" w:qFormat="1"/>
@@ -2134,6 +2576,7 @@
     <w:lsdException w:name="HTML Sample" w:semiHidden="1" w:unhideWhenUsed="1"/>
     <w:lsdException w:name="HTML Typewriter" w:semiHidden="1" w:unhideWhenUsed="1"/>
     <w:lsdException w:name="HTML Variable" w:semiHidden="1" w:unhideWhenUsed="1"/>
+    <w:lsdException w:name="Normal Table" w:semiHidden="1" w:unhideWhenUsed="1"/>
     <w:lsdException w:name="annotation subject" w:semiHidden="1" w:unhideWhenUsed="1"/>
     <w:lsdException w:name="No List" w:semiHidden="1" w:unhideWhenUsed="1"/>
     <w:lsdException w:name="Outline List 1" w:semiHidden="1" w:unhideWhenUsed="1"/>
@@ -2176,8 +2619,11 @@
     <w:lsdException w:name="Table Contemporary" w:semiHidden="1" w:unhideWhenUsed="1"/>
     <w:lsdException w:name="Table Elegant" w:semiHidden="1" w:unhideWhenUsed="1"/>
     <w:lsdException w:name="Table Professional" w:semiHidden="1" w:unhideWhenUsed="1"/>
+    <w:lsdException w:name="Table Subtle 1" w:semiHidden="1" w:unhideWhenUsed="1"/>
     <w:lsdException w:name="Table Subtle 2" w:semiHidden="1" w:unhideWhenUsed="1"/>
     <w:lsdException w:name="Table Web 1" w:semiHidden="1" w:unhideWhenUsed="1"/>
+    <w:lsdException w:name="Table Web 2" w:semiHidden="1" w:unhideWhenUsed="1"/>
+    <w:lsdException w:name="Table Web 3" w:semiHidden="1" w:unhideWhenUsed="1"/>
     <w:lsdException w:name="Balloon Text" w:semiHidden="1" w:unhideWhenUsed="1"/>
     <w:lsdException w:name="Table Grid" w:uiPriority="39"/>
     <w:lsdException w:name="Table Theme" w:semiHidden="1" w:unhideWhenUsed="1"/>
@@ -2396,11 +2842,6 @@
     <w:lsdException w:name="List Table 5 Dark Accent 6" w:uiPriority="50"/>
     <w:lsdException w:name="List Table 6 Colorful Accent 6" w:uiPriority="51"/>
     <w:lsdException w:name="List Table 7 Colorful Accent 6" w:uiPriority="52"/>
-    <w:lsdException w:name="Mention" w:semiHidden="1" w:unhideWhenUsed="1"/>
-    <w:lsdException w:name="Smart Hyperlink" w:semiHidden="1" w:unhideWhenUsed="1"/>
-    <w:lsdException w:name="Hashtag" w:semiHidden="1" w:unhideWhenUsed="1"/>
-    <w:lsdException w:name="Unresolved Mention" w:semiHidden="1" w:unhideWhenUsed="1"/>
-    <w:lsdException w:name="Smart Link" w:semiHidden="1" w:unhideWhenUsed="1"/>
   </w:latentStyles>
   <w:style w:type="paragraph" w:default="1" w:styleId="Normal">
     <w:name w:val="Normal"/>
@@ -2410,7 +2851,6 @@
   <w:style w:type="character" w:default="1" w:styleId="DefaultParagraphFont">
     <w:name w:val="Default Paragraph Font"/>
     <w:uiPriority w:val="1"/>
-    <w:semiHidden/>
     <w:unhideWhenUsed/>
   </w:style>
   <w:style w:type="table" w:default="1" w:styleId="TableNormal">
@@ -2868,7 +3308,7 @@
 </file>
 
 <file path=customXml/itemProps1.xml><?xml version="1.0" encoding="utf-8"?>
-<ds:datastoreItem xmlns:ds="http://schemas.openxmlformats.org/officeDocument/2006/customXml" ds:itemID="{0FA0A688-D3C8-4EC7-AD2E-B96442308526}">
+<ds:datastoreItem xmlns:ds="http://schemas.openxmlformats.org/officeDocument/2006/customXml" ds:itemID="{2A5E5235-5B93-48F0-8B33-C3B64B2017D5}">
   <ds:schemaRefs>
     <ds:schemaRef ds:uri="http://schemas.openxmlformats.org/officeDocument/2006/bibliography"/>
   </ds:schemaRefs>
